--- a/docassemble/UIAppealAfterHearing/data/templates/instructions.docx
+++ b/docassemble/UIAppealAfterHearing/data/templates/instructions.docx
@@ -6,8 +6,10 @@
       <w:pPr>
         <w:rPr>
           <w:rFonts w:ascii="Muli" w:hAnsi="Muli"/>
-          <w:sz w:val="16"/>
-          <w:szCs w:val="16"/>
+          <w:b/>
+          <w:bCs/>
+          <w:sz w:val="40"/>
+          <w:szCs w:val="40"/>
         </w:rPr>
       </w:pPr>
       <w:r>
@@ -72,9 +74,7 @@
           </wp:anchor>
         </w:drawing>
       </w:r>
-    </w:p>
-    <w:p>
-      <w:pPr>
+      <w:r>
         <w:rPr>
           <w:rFonts w:ascii="Muli" w:hAnsi="Muli"/>
           <w:b/>
@@ -82,8 +82,11 @@
           <w:sz w:val="40"/>
           <w:szCs w:val="40"/>
         </w:rPr>
-      </w:pPr>
-      <w:r>
+        <w:t>Unemployment benefits</w:t>
+      </w:r>
+    </w:p>
+    <w:p>
+      <w:pPr>
         <w:rPr>
           <w:rFonts w:ascii="Muli" w:hAnsi="Muli"/>
           <w:b/>
@@ -91,11 +94,8 @@
           <w:sz w:val="40"/>
           <w:szCs w:val="40"/>
         </w:rPr>
-        <w:t>Unemployment benefits</w:t>
-      </w:r>
-    </w:p>
-    <w:p>
-      <w:pPr>
+      </w:pPr>
+      <w:r>
         <w:rPr>
           <w:rFonts w:ascii="Muli" w:hAnsi="Muli"/>
           <w:b/>
@@ -103,8 +103,8 @@
           <w:sz w:val="40"/>
           <w:szCs w:val="40"/>
         </w:rPr>
-      </w:pPr>
-      <w:proofErr w:type="gramStart"/>
+        <w:t>appeal after</w:t>
+      </w:r>
       <w:r>
         <w:rPr>
           <w:rFonts w:ascii="Muli" w:hAnsi="Muli"/>
@@ -113,9 +113,9 @@
           <w:sz w:val="40"/>
           <w:szCs w:val="40"/>
         </w:rPr>
-        <w:t>request</w:t>
-      </w:r>
-      <w:proofErr w:type="gramEnd"/>
+        <w:t xml:space="preserve"> </w:t>
+      </w:r>
+      <w:proofErr w:type="gramStart"/>
       <w:r>
         <w:rPr>
           <w:rFonts w:ascii="Muli" w:hAnsi="Muli"/>
@@ -124,8 +124,9 @@
           <w:sz w:val="40"/>
           <w:szCs w:val="40"/>
         </w:rPr>
-        <w:t xml:space="preserve"> for a hearing</w:t>
-      </w:r>
+        <w:t>a hearing</w:t>
+      </w:r>
+      <w:proofErr w:type="gramEnd"/>
     </w:p>
     <w:p>
       <w:pPr>
@@ -163,8 +164,8 @@
       <w:pPr>
         <w:rPr>
           <w:rFonts w:ascii="Muli" w:hAnsi="Muli"/>
-          <w:sz w:val="16"/>
-          <w:szCs w:val="16"/>
+          <w:sz w:val="12"/>
+          <w:szCs w:val="12"/>
         </w:rPr>
       </w:pPr>
     </w:p>
@@ -190,7 +191,7 @@
           <w:sz w:val="28"/>
           <w:szCs w:val="28"/>
         </w:rPr>
-        <w:t>Request for Reconsideration</w:t>
+        <w:t>Notice of Appeal and cover letter</w:t>
       </w:r>
       <w:r>
         <w:rPr>
@@ -341,7 +342,7 @@
                 <w:sz w:val="28"/>
                 <w:szCs w:val="28"/>
               </w:rPr>
-              <w:t>Request</w:t>
+              <w:t>forms</w:t>
             </w:r>
             <w:r>
               <w:rPr>
@@ -475,7 +476,15 @@
                 <w:sz w:val="28"/>
                 <w:szCs w:val="28"/>
               </w:rPr>
-              <w:t>Request</w:t>
+              <w:t xml:space="preserve">cover letter and </w:t>
+            </w:r>
+            <w:r>
+              <w:rPr>
+                <w:rFonts w:ascii="Muli" w:hAnsi="Muli"/>
+                <w:sz w:val="28"/>
+                <w:szCs w:val="28"/>
+              </w:rPr>
+              <w:t>Notice of Appeal</w:t>
             </w:r>
             <w:r>
               <w:rPr>
@@ -491,7 +500,87 @@
                 <w:sz w:val="28"/>
                 <w:szCs w:val="28"/>
               </w:rPr>
-              <w:t>Add the date if needed.</w:t>
+              <w:t>If needed, a</w:t>
+            </w:r>
+            <w:r>
+              <w:rPr>
+                <w:rFonts w:ascii="Muli" w:hAnsi="Muli"/>
+                <w:sz w:val="28"/>
+                <w:szCs w:val="28"/>
+              </w:rPr>
+              <w:t xml:space="preserve">dd the </w:t>
+            </w:r>
+            <w:r>
+              <w:rPr>
+                <w:rFonts w:ascii="Muli" w:hAnsi="Muli"/>
+                <w:sz w:val="28"/>
+                <w:szCs w:val="28"/>
+              </w:rPr>
+              <w:t xml:space="preserve">delivery </w:t>
+            </w:r>
+            <w:r>
+              <w:rPr>
+                <w:rFonts w:ascii="Muli" w:hAnsi="Muli"/>
+                <w:sz w:val="28"/>
+                <w:szCs w:val="28"/>
+              </w:rPr>
+              <w:t xml:space="preserve">date </w:t>
+            </w:r>
+            <w:r>
+              <w:rPr>
+                <w:rFonts w:ascii="Muli" w:hAnsi="Muli"/>
+                <w:sz w:val="28"/>
+                <w:szCs w:val="28"/>
+              </w:rPr>
+              <w:t xml:space="preserve">to both forms </w:t>
+            </w:r>
+            <w:r>
+              <w:rPr>
+                <w:rFonts w:ascii="Muli" w:hAnsi="Muli"/>
+                <w:sz w:val="28"/>
+                <w:szCs w:val="28"/>
+              </w:rPr>
+              <w:t xml:space="preserve">and </w:t>
+            </w:r>
+            <w:r>
+              <w:rPr>
+                <w:rFonts w:ascii="Muli" w:hAnsi="Muli"/>
+                <w:sz w:val="28"/>
+                <w:szCs w:val="28"/>
+              </w:rPr>
+              <w:t xml:space="preserve">the </w:t>
+            </w:r>
+            <w:r>
+              <w:rPr>
+                <w:rFonts w:ascii="Muli" w:hAnsi="Muli"/>
+                <w:sz w:val="28"/>
+                <w:szCs w:val="28"/>
+              </w:rPr>
+              <w:t xml:space="preserve">method of delivery </w:t>
+            </w:r>
+            <w:r>
+              <w:rPr>
+                <w:rFonts w:ascii="Muli" w:hAnsi="Muli"/>
+                <w:sz w:val="28"/>
+                <w:szCs w:val="28"/>
+              </w:rPr>
+              <w:t>to the Notice of Appea</w:t>
+            </w:r>
+            <w:r>
+              <w:rPr>
+                <w:rFonts w:ascii="Muli" w:hAnsi="Muli"/>
+                <w:sz w:val="28"/>
+                <w:szCs w:val="28"/>
+              </w:rPr>
+              <w:t>l</w:t>
+            </w:r>
+            <w:r>
+              <w:rPr>
+                <w:rFonts w:ascii="Muli" w:hAnsi="Muli"/>
+                <w:sz w:val="28"/>
+                <w:szCs w:val="28"/>
+              </w:rPr>
+              <w:t>.</w:t>
             </w:r>
           </w:p>
         </w:tc>
@@ -601,7 +690,31 @@
                 <w:sz w:val="28"/>
                 <w:szCs w:val="28"/>
               </w:rPr>
-              <w:t xml:space="preserve">Make a copy </w:t>
+              <w:t xml:space="preserve">Make </w:t>
+            </w:r>
+            <w:r>
+              <w:rPr>
+                <w:rFonts w:ascii="Muli" w:hAnsi="Muli"/>
+                <w:sz w:val="28"/>
+                <w:szCs w:val="28"/>
+              </w:rPr>
+              <w:t xml:space="preserve">2 </w:t>
+            </w:r>
+            <w:r>
+              <w:rPr>
+                <w:rFonts w:ascii="Muli" w:hAnsi="Muli"/>
+                <w:sz w:val="28"/>
+                <w:szCs w:val="28"/>
+              </w:rPr>
+              <w:t>cop</w:t>
+            </w:r>
+            <w:r>
+              <w:rPr>
+                <w:rFonts w:ascii="Muli" w:hAnsi="Muli"/>
+                <w:sz w:val="28"/>
+                <w:szCs w:val="28"/>
+              </w:rPr>
+              <w:t xml:space="preserve">ies </w:t>
             </w:r>
             <w:r>
               <w:rPr>
@@ -617,23 +730,31 @@
                 <w:sz w:val="28"/>
                 <w:szCs w:val="28"/>
               </w:rPr>
-              <w:t>Request</w:t>
-            </w:r>
-            <w:r>
-              <w:rPr>
-                <w:rFonts w:ascii="Muli" w:hAnsi="Muli"/>
-                <w:sz w:val="28"/>
-                <w:szCs w:val="28"/>
-              </w:rPr>
-              <w:t xml:space="preserve"> </w:t>
-            </w:r>
-            <w:r>
-              <w:rPr>
-                <w:rFonts w:ascii="Muli" w:hAnsi="Muli"/>
-                <w:sz w:val="28"/>
-                <w:szCs w:val="28"/>
-              </w:rPr>
-              <w:t>for your records.</w:t>
+              <w:t xml:space="preserve">forms. One copy will go to your former employer, and one </w:t>
+            </w:r>
+            <w:r>
+              <w:rPr>
+                <w:rFonts w:ascii="Muli" w:hAnsi="Muli"/>
+                <w:sz w:val="28"/>
+                <w:szCs w:val="28"/>
+              </w:rPr>
+              <w:t xml:space="preserve">copy </w:t>
+            </w:r>
+            <w:r>
+              <w:rPr>
+                <w:rFonts w:ascii="Muli" w:hAnsi="Muli"/>
+                <w:sz w:val="28"/>
+                <w:szCs w:val="28"/>
+              </w:rPr>
+              <w:t xml:space="preserve">will be for </w:t>
+            </w:r>
+            <w:r>
+              <w:rPr>
+                <w:rFonts w:ascii="Muli" w:hAnsi="Muli"/>
+                <w:sz w:val="28"/>
+                <w:szCs w:val="28"/>
+              </w:rPr>
+              <w:t>your records.</w:t>
             </w:r>
           </w:p>
         </w:tc>
@@ -742,7 +863,7 @@
                 <w:sz w:val="28"/>
                 <w:szCs w:val="28"/>
               </w:rPr>
-              <w:t>Request</w:t>
+              <w:t>cover letter, Notice of Appeal, and any additional documents</w:t>
             </w:r>
             <w:r>
               <w:rPr>
@@ -766,31 +887,23 @@
                 <w:sz w:val="28"/>
                 <w:szCs w:val="28"/>
               </w:rPr>
-              <w:t xml:space="preserve"> You can send your Request by</w:t>
-            </w:r>
-            <w:r>
-              <w:rPr>
-                <w:rFonts w:ascii="Muli" w:hAnsi="Muli"/>
-                <w:sz w:val="28"/>
-                <w:szCs w:val="28"/>
-              </w:rPr>
-              <w:t xml:space="preserve"> m</w:t>
-            </w:r>
-            <w:r>
-              <w:rPr>
-                <w:rFonts w:ascii="Muli" w:hAnsi="Muli"/>
-                <w:sz w:val="28"/>
-                <w:szCs w:val="28"/>
-              </w:rPr>
-              <w:t>ail,</w:t>
-            </w:r>
-            <w:r>
-              <w:rPr>
-                <w:rFonts w:ascii="Muli" w:hAnsi="Muli"/>
-                <w:sz w:val="28"/>
-                <w:szCs w:val="28"/>
-              </w:rPr>
-              <w:t xml:space="preserve"> </w:t>
+              <w:t xml:space="preserve"> You can send </w:t>
+            </w:r>
+            <w:r>
+              <w:rPr>
+                <w:rFonts w:ascii="Muli" w:hAnsi="Muli"/>
+                <w:sz w:val="28"/>
+                <w:szCs w:val="28"/>
+              </w:rPr>
+              <w:t xml:space="preserve">these forms </w:t>
+            </w:r>
+            <w:r>
+              <w:rPr>
+                <w:rFonts w:ascii="Muli" w:hAnsi="Muli"/>
+                <w:sz w:val="28"/>
+                <w:szCs w:val="28"/>
+              </w:rPr>
+              <w:t xml:space="preserve">by mail, </w:t>
             </w:r>
             <w:r>
               <w:rPr>
@@ -806,31 +919,107 @@
                 <w:sz w:val="28"/>
                 <w:szCs w:val="28"/>
               </w:rPr>
-              <w:t>f</w:t>
-            </w:r>
-            <w:r>
-              <w:rPr>
-                <w:rFonts w:ascii="Muli" w:hAnsi="Muli"/>
-                <w:sz w:val="28"/>
-                <w:szCs w:val="28"/>
-              </w:rPr>
-              <w:t>ax, or</w:t>
-            </w:r>
-            <w:r>
-              <w:rPr>
-                <w:rFonts w:ascii="Muli" w:hAnsi="Muli"/>
-                <w:sz w:val="28"/>
-                <w:szCs w:val="28"/>
-              </w:rPr>
-              <w:t xml:space="preserve"> d</w:t>
-            </w:r>
-            <w:r>
-              <w:rPr>
-                <w:rFonts w:ascii="Muli" w:hAnsi="Muli"/>
-                <w:sz w:val="28"/>
-                <w:szCs w:val="28"/>
-              </w:rPr>
-              <w:t>eliver it in person to your local IDES office.</w:t>
+              <w:t xml:space="preserve">fax, or deliver </w:t>
+            </w:r>
+            <w:r>
+              <w:rPr>
+                <w:rFonts w:ascii="Muli" w:hAnsi="Muli"/>
+                <w:sz w:val="28"/>
+                <w:szCs w:val="28"/>
+              </w:rPr>
+              <w:t>them</w:t>
+            </w:r>
+            <w:r>
+              <w:rPr>
+                <w:rFonts w:ascii="Muli" w:hAnsi="Muli"/>
+                <w:sz w:val="28"/>
+                <w:szCs w:val="28"/>
+              </w:rPr>
+              <w:t xml:space="preserve"> in person to your local IDES office</w:t>
+            </w:r>
+            <w:r>
+              <w:rPr>
+                <w:rFonts w:ascii="Muli" w:hAnsi="Muli"/>
+                <w:sz w:val="28"/>
+                <w:szCs w:val="28"/>
+              </w:rPr>
+              <w:t>.</w:t>
+            </w:r>
+          </w:p>
+          <w:p>
+            <w:pPr>
+              <w:pStyle w:val="ListParagraph"/>
+              <w:rPr>
+                <w:rFonts w:ascii="Muli" w:hAnsi="Muli"/>
+                <w:sz w:val="28"/>
+                <w:szCs w:val="28"/>
+              </w:rPr>
+            </w:pPr>
+          </w:p>
+          <w:p>
+            <w:pPr>
+              <w:pStyle w:val="ListParagraph"/>
+              <w:rPr>
+                <w:rFonts w:ascii="Muli" w:hAnsi="Muli"/>
+                <w:sz w:val="28"/>
+                <w:szCs w:val="28"/>
+              </w:rPr>
+            </w:pPr>
+            <w:r>
+              <w:rPr>
+                <w:rFonts w:ascii="Muli" w:hAnsi="Muli"/>
+                <w:sz w:val="28"/>
+                <w:szCs w:val="28"/>
+              </w:rPr>
+              <w:t xml:space="preserve">Send a copy of </w:t>
+            </w:r>
+            <w:r>
+              <w:rPr>
+                <w:rFonts w:ascii="Muli" w:hAnsi="Muli"/>
+                <w:sz w:val="28"/>
+                <w:szCs w:val="28"/>
+              </w:rPr>
+              <w:t xml:space="preserve">the </w:t>
+            </w:r>
+            <w:r>
+              <w:rPr>
+                <w:rFonts w:ascii="Muli" w:hAnsi="Muli"/>
+                <w:sz w:val="28"/>
+                <w:szCs w:val="28"/>
+              </w:rPr>
+              <w:t>cover letter, Notice of Appeal, and any additional documents</w:t>
+            </w:r>
+            <w:r>
+              <w:rPr>
+                <w:rFonts w:ascii="Muli" w:hAnsi="Muli"/>
+                <w:sz w:val="28"/>
+                <w:szCs w:val="28"/>
+              </w:rPr>
+              <w:t xml:space="preserve"> to</w:t>
+            </w:r>
+            <w:r>
+              <w:rPr>
+                <w:rFonts w:ascii="Muli" w:hAnsi="Muli"/>
+                <w:sz w:val="28"/>
+                <w:szCs w:val="28"/>
+              </w:rPr>
+              <w:t xml:space="preserve"> your former employer</w:t>
+            </w:r>
+            <w:r>
+              <w:rPr>
+                <w:rFonts w:ascii="Muli" w:hAnsi="Muli"/>
+                <w:sz w:val="28"/>
+                <w:szCs w:val="28"/>
+              </w:rPr>
+              <w:t>.</w:t>
+            </w:r>
+            <w:r>
+              <w:rPr>
+                <w:rFonts w:ascii="Muli" w:hAnsi="Muli"/>
+                <w:sz w:val="28"/>
+                <w:szCs w:val="28"/>
+              </w:rPr>
+              <w:t xml:space="preserve"> These must be sent by certified mail or hand-delivery.</w:t>
             </w:r>
           </w:p>
         </w:tc>
@@ -858,68 +1047,130 @@
       <w:r>
         <w:rPr>
           <w:rFonts w:ascii="Muli" w:hAnsi="Muli"/>
+          <w:sz w:val="28"/>
+          <w:szCs w:val="28"/>
+        </w:rPr>
+        <w:t xml:space="preserve">If you </w:t>
+      </w:r>
+      <w:r>
+        <w:rPr>
+          <w:rFonts w:ascii="Muli" w:hAnsi="Muli"/>
+          <w:sz w:val="28"/>
+          <w:szCs w:val="28"/>
+        </w:rPr>
+        <w:t>asked IDES for</w:t>
+      </w:r>
+      <w:r>
+        <w:rPr>
+          <w:rFonts w:ascii="Muli" w:hAnsi="Muli"/>
+          <w:sz w:val="28"/>
+          <w:szCs w:val="28"/>
+        </w:rPr>
+        <w:t xml:space="preserve"> a copy of the hearing transcript and a full record, you </w:t>
+      </w:r>
+      <w:proofErr w:type="gramStart"/>
+      <w:r>
+        <w:rPr>
+          <w:rFonts w:ascii="Muli" w:hAnsi="Muli"/>
+          <w:sz w:val="28"/>
+          <w:szCs w:val="28"/>
+        </w:rPr>
+        <w:t>can</w:t>
+      </w:r>
+      <w:proofErr w:type="gramEnd"/>
+      <w:r>
+        <w:rPr>
+          <w:rFonts w:ascii="Muli" w:hAnsi="Muli"/>
+          <w:sz w:val="28"/>
+          <w:szCs w:val="28"/>
+        </w:rPr>
+        <w:t xml:space="preserve"> make an additional written argument explaining why the denial was wrong. </w:t>
+      </w:r>
+      <w:r>
+        <w:rPr>
+          <w:rFonts w:ascii="Muli" w:hAnsi="Muli"/>
           <w:b/>
           <w:bCs/>
           <w:sz w:val="28"/>
           <w:szCs w:val="28"/>
         </w:rPr>
-        <w:t>Note:</w:t>
-      </w:r>
-      <w:r>
-        <w:rPr>
-          <w:rFonts w:ascii="Muli" w:hAnsi="Muli"/>
-          <w:sz w:val="28"/>
-          <w:szCs w:val="28"/>
-        </w:rPr>
-        <w:t xml:space="preserve"> </w:t>
-      </w:r>
-      <w:r>
-        <w:rPr>
-          <w:rFonts w:ascii="Muli" w:hAnsi="Muli"/>
-          <w:sz w:val="28"/>
-          <w:szCs w:val="28"/>
-        </w:rPr>
-        <w:t xml:space="preserve">Any documents </w:t>
-      </w:r>
-      <w:r>
-        <w:rPr>
-          <w:rFonts w:ascii="Muli" w:hAnsi="Muli"/>
-          <w:sz w:val="28"/>
-          <w:szCs w:val="28"/>
-        </w:rPr>
-        <w:t xml:space="preserve">you want to use </w:t>
-      </w:r>
-      <w:r>
-        <w:rPr>
-          <w:rFonts w:ascii="Muli" w:hAnsi="Muli"/>
-          <w:sz w:val="28"/>
-          <w:szCs w:val="28"/>
-        </w:rPr>
-        <w:t xml:space="preserve">as exhibits must be faxed or mailed to </w:t>
-      </w:r>
-      <w:r>
-        <w:rPr>
-          <w:rFonts w:ascii="Muli" w:hAnsi="Muli"/>
-          <w:sz w:val="28"/>
-          <w:szCs w:val="28"/>
-        </w:rPr>
-        <w:t xml:space="preserve">the IDES referee </w:t>
-      </w:r>
-      <w:r>
-        <w:rPr>
-          <w:rFonts w:ascii="Muli" w:hAnsi="Muli"/>
-          <w:sz w:val="28"/>
-          <w:szCs w:val="28"/>
-        </w:rPr>
-        <w:t>and any other parties before the date of the hearing.</w:t>
+        <w:t>Note</w:t>
+      </w:r>
+      <w:r>
+        <w:rPr>
+          <w:rFonts w:ascii="Muli" w:hAnsi="Muli"/>
+          <w:b/>
+          <w:bCs/>
+          <w:sz w:val="28"/>
+          <w:szCs w:val="28"/>
+        </w:rPr>
+        <w:t>:</w:t>
+      </w:r>
+      <w:r>
+        <w:rPr>
+          <w:rFonts w:ascii="Muli" w:hAnsi="Muli"/>
+          <w:sz w:val="28"/>
+          <w:szCs w:val="28"/>
+        </w:rPr>
+        <w:t xml:space="preserve"> You will have </w:t>
+      </w:r>
+      <w:r>
+        <w:rPr>
+          <w:rFonts w:ascii="Muli" w:hAnsi="Muli"/>
+          <w:b/>
+          <w:bCs/>
+          <w:sz w:val="28"/>
+          <w:szCs w:val="28"/>
+        </w:rPr>
+        <w:t>only 10 days</w:t>
+      </w:r>
+      <w:r>
+        <w:rPr>
+          <w:rFonts w:ascii="Muli" w:hAnsi="Muli"/>
+          <w:sz w:val="28"/>
+          <w:szCs w:val="28"/>
+        </w:rPr>
+        <w:t xml:space="preserve"> from when the transcript is mailed to you to submit </w:t>
+      </w:r>
+      <w:r>
+        <w:rPr>
+          <w:rFonts w:ascii="Muli" w:hAnsi="Muli"/>
+          <w:sz w:val="28"/>
+          <w:szCs w:val="28"/>
+        </w:rPr>
+        <w:t>your</w:t>
+      </w:r>
+      <w:r>
+        <w:rPr>
+          <w:rFonts w:ascii="Muli" w:hAnsi="Muli"/>
+          <w:sz w:val="28"/>
+          <w:szCs w:val="28"/>
+        </w:rPr>
+        <w:t xml:space="preserve"> written argument to the Board of Review and to </w:t>
+      </w:r>
+      <w:r>
+        <w:rPr>
+          <w:rFonts w:ascii="Muli" w:hAnsi="Muli"/>
+          <w:sz w:val="28"/>
+          <w:szCs w:val="28"/>
+        </w:rPr>
+        <w:t>your former</w:t>
+      </w:r>
+      <w:r>
+        <w:rPr>
+          <w:rFonts w:ascii="Muli" w:hAnsi="Muli"/>
+          <w:sz w:val="28"/>
+          <w:szCs w:val="28"/>
+        </w:rPr>
+        <w:t xml:space="preserve"> employer.</w:t>
       </w:r>
     </w:p>
     <w:p>
       <w:pPr>
         <w:rPr>
           <w:rFonts w:ascii="Muli" w:hAnsi="Muli"/>
-          <w:sz w:val="16"/>
-          <w:szCs w:val="16"/>
+          <w:sz w:val="28"/>
+          <w:szCs w:val="28"/>
         </w:rPr>
       </w:pPr>
     </w:p>
@@ -945,19 +1196,40 @@
           <w:sz w:val="28"/>
           <w:szCs w:val="28"/>
         </w:rPr>
-        <w:t>being denied unemployment insurance:</w:t>
-      </w:r>
-    </w:p>
-    <w:p>
-      <w:pPr>
-        <w:rPr>
-          <w:rStyle w:val="Hyperlink"/>
-          <w:color w:val="auto"/>
-          <w:sz w:val="28"/>
-          <w:szCs w:val="28"/>
-          <w:u w:val="none"/>
-        </w:rPr>
-      </w:pPr>
+        <w:t xml:space="preserve">appealing a hearing referee’s </w:t>
+      </w:r>
+      <w:r>
+        <w:rPr>
+          <w:rFonts w:ascii="Muli" w:hAnsi="Muli"/>
+          <w:sz w:val="28"/>
+          <w:szCs w:val="28"/>
+        </w:rPr>
+        <w:t>deni</w:t>
+      </w:r>
+      <w:r>
+        <w:rPr>
+          <w:rFonts w:ascii="Muli" w:hAnsi="Muli"/>
+          <w:sz w:val="28"/>
+          <w:szCs w:val="28"/>
+        </w:rPr>
+        <w:t xml:space="preserve">al of </w:t>
+      </w:r>
+      <w:r>
+        <w:rPr>
+          <w:rFonts w:ascii="Muli" w:hAnsi="Muli"/>
+          <w:sz w:val="28"/>
+          <w:szCs w:val="28"/>
+        </w:rPr>
+        <w:t>unemployment insurance:</w:t>
+      </w:r>
+      <w:r>
+        <w:rPr>
+          <w:rFonts w:ascii="Muli" w:hAnsi="Muli"/>
+          <w:sz w:val="28"/>
+          <w:szCs w:val="28"/>
+        </w:rPr>
+        <w:t xml:space="preserve"> </w:t>
+      </w:r>
       <w:hyperlink r:id="rId12" w:history="1">
         <w:r>
           <w:rPr>
@@ -966,14 +1238,22 @@
             <w:sz w:val="28"/>
             <w:szCs w:val="28"/>
           </w:rPr>
-          <w:t>https://www.illinoislegalaid.org/legal-information/being-denied-unemployment-insurance-0</w:t>
+          <w:t>https://www.illinoislegalaid.org/legal-information/fight-referees-unemployment-benefits-appeal-decision</w:t>
         </w:r>
       </w:hyperlink>
+      <w:r>
+        <w:rPr>
+          <w:rFonts w:ascii="Muli" w:hAnsi="Muli"/>
+          <w:sz w:val="28"/>
+          <w:szCs w:val="28"/>
+        </w:rPr>
+        <w:t xml:space="preserve"> </w:t>
+      </w:r>
     </w:p>
     <w:sectPr>
       <w:footerReference w:type="first" r:id="rId13"/>
       <w:pgSz w:w="12240" w:h="15840"/>
-      <w:pgMar w:top="1152" w:right="1152" w:bottom="1152" w:left="1152" w:header="720" w:footer="432" w:gutter="0"/>
+      <w:pgMar w:top="864" w:right="1152" w:bottom="576" w:left="1152" w:header="720" w:footer="432" w:gutter="0"/>
       <w:pgNumType w:start="1"/>
       <w:cols w:space="720"/>
       <w:titlePg/>

--- a/docassemble/UIAppealAfterHearing/data/templates/instructions.docx
+++ b/docassemble/UIAppealAfterHearing/data/templates/instructions.docx
@@ -173,31 +173,31 @@
       <w:pPr>
         <w:rPr>
           <w:rFonts w:ascii="Muli" w:hAnsi="Muli"/>
-          <w:sz w:val="28"/>
-          <w:szCs w:val="28"/>
-        </w:rPr>
-      </w:pPr>
-      <w:r>
-        <w:rPr>
-          <w:rFonts w:ascii="Muli" w:hAnsi="Muli"/>
-          <w:sz w:val="28"/>
-          <w:szCs w:val="28"/>
+          <w:sz w:val="24"/>
+          <w:szCs w:val="24"/>
+        </w:rPr>
+      </w:pPr>
+      <w:r>
+        <w:rPr>
+          <w:rFonts w:ascii="Muli" w:hAnsi="Muli"/>
+          <w:sz w:val="24"/>
+          <w:szCs w:val="24"/>
         </w:rPr>
         <w:t xml:space="preserve">You made your </w:t>
       </w:r>
       <w:r>
         <w:rPr>
           <w:rFonts w:ascii="Muli" w:hAnsi="Muli"/>
-          <w:sz w:val="28"/>
-          <w:szCs w:val="28"/>
+          <w:sz w:val="24"/>
+          <w:szCs w:val="24"/>
         </w:rPr>
         <w:t>Notice of Appeal and cover letter</w:t>
       </w:r>
       <w:r>
         <w:rPr>
           <w:rFonts w:ascii="Muli" w:hAnsi="Muli"/>
-          <w:sz w:val="28"/>
-          <w:szCs w:val="28"/>
+          <w:sz w:val="24"/>
+          <w:szCs w:val="24"/>
         </w:rPr>
         <w:t>. Here’s what to do next.</w:t>
       </w:r>
@@ -206,8 +206,8 @@
       <w:pPr>
         <w:rPr>
           <w:rFonts w:ascii="Muli" w:hAnsi="Muli"/>
-          <w:sz w:val="16"/>
-          <w:szCs w:val="16"/>
+          <w:sz w:val="12"/>
+          <w:szCs w:val="12"/>
         </w:rPr>
       </w:pPr>
     </w:p>
@@ -324,31 +324,31 @@
               </w:numPr>
               <w:rPr>
                 <w:rFonts w:ascii="Muli" w:hAnsi="Muli"/>
-                <w:sz w:val="28"/>
-                <w:szCs w:val="28"/>
+                <w:sz w:val="24"/>
+                <w:szCs w:val="24"/>
               </w:rPr>
             </w:pPr>
             <w:r>
               <w:rPr>
                 <w:rFonts w:ascii="Muli" w:hAnsi="Muli"/>
-                <w:sz w:val="28"/>
-                <w:szCs w:val="28"/>
+                <w:sz w:val="24"/>
+                <w:szCs w:val="24"/>
               </w:rPr>
               <w:t xml:space="preserve">Print the </w:t>
             </w:r>
             <w:r>
               <w:rPr>
                 <w:rFonts w:ascii="Muli" w:hAnsi="Muli"/>
-                <w:sz w:val="28"/>
-                <w:szCs w:val="28"/>
+                <w:sz w:val="24"/>
+                <w:szCs w:val="24"/>
               </w:rPr>
               <w:t>forms</w:t>
             </w:r>
             <w:r>
               <w:rPr>
                 <w:rFonts w:ascii="Muli" w:hAnsi="Muli"/>
-                <w:sz w:val="28"/>
-                <w:szCs w:val="28"/>
+                <w:sz w:val="24"/>
+                <w:szCs w:val="24"/>
               </w:rPr>
               <w:t>.</w:t>
             </w:r>
@@ -450,135 +450,135 @@
               </w:numPr>
               <w:rPr>
                 <w:rFonts w:ascii="Muli" w:hAnsi="Muli"/>
-                <w:sz w:val="28"/>
-                <w:szCs w:val="28"/>
+                <w:sz w:val="24"/>
+                <w:szCs w:val="24"/>
               </w:rPr>
             </w:pPr>
             <w:r>
               <w:rPr>
                 <w:rFonts w:ascii="Muli" w:hAnsi="Muli"/>
-                <w:sz w:val="28"/>
-                <w:szCs w:val="28"/>
+                <w:sz w:val="24"/>
+                <w:szCs w:val="24"/>
               </w:rPr>
               <w:t xml:space="preserve">Sign </w:t>
             </w:r>
             <w:r>
               <w:rPr>
                 <w:rFonts w:ascii="Muli" w:hAnsi="Muli"/>
-                <w:sz w:val="28"/>
-                <w:szCs w:val="28"/>
+                <w:sz w:val="24"/>
+                <w:szCs w:val="24"/>
               </w:rPr>
               <w:t xml:space="preserve">the </w:t>
             </w:r>
             <w:r>
               <w:rPr>
                 <w:rFonts w:ascii="Muli" w:hAnsi="Muli"/>
-                <w:sz w:val="28"/>
-                <w:szCs w:val="28"/>
+                <w:sz w:val="24"/>
+                <w:szCs w:val="24"/>
               </w:rPr>
               <w:t xml:space="preserve">cover letter and </w:t>
             </w:r>
             <w:r>
               <w:rPr>
                 <w:rFonts w:ascii="Muli" w:hAnsi="Muli"/>
-                <w:sz w:val="28"/>
-                <w:szCs w:val="28"/>
+                <w:sz w:val="24"/>
+                <w:szCs w:val="24"/>
               </w:rPr>
               <w:t>Notice of Appeal</w:t>
             </w:r>
             <w:r>
               <w:rPr>
                 <w:rFonts w:ascii="Muli" w:hAnsi="Muli"/>
-                <w:sz w:val="28"/>
-                <w:szCs w:val="28"/>
+                <w:sz w:val="24"/>
+                <w:szCs w:val="24"/>
               </w:rPr>
               <w:t xml:space="preserve">. </w:t>
             </w:r>
             <w:r>
               <w:rPr>
                 <w:rFonts w:ascii="Muli" w:hAnsi="Muli"/>
-                <w:sz w:val="28"/>
-                <w:szCs w:val="28"/>
+                <w:sz w:val="24"/>
+                <w:szCs w:val="24"/>
               </w:rPr>
               <w:t>If needed, a</w:t>
             </w:r>
             <w:r>
               <w:rPr>
                 <w:rFonts w:ascii="Muli" w:hAnsi="Muli"/>
-                <w:sz w:val="28"/>
-                <w:szCs w:val="28"/>
+                <w:sz w:val="24"/>
+                <w:szCs w:val="24"/>
               </w:rPr>
               <w:t xml:space="preserve">dd the </w:t>
             </w:r>
             <w:r>
               <w:rPr>
                 <w:rFonts w:ascii="Muli" w:hAnsi="Muli"/>
-                <w:sz w:val="28"/>
-                <w:szCs w:val="28"/>
+                <w:sz w:val="24"/>
+                <w:szCs w:val="24"/>
               </w:rPr>
               <w:t xml:space="preserve">delivery </w:t>
             </w:r>
             <w:r>
               <w:rPr>
                 <w:rFonts w:ascii="Muli" w:hAnsi="Muli"/>
-                <w:sz w:val="28"/>
-                <w:szCs w:val="28"/>
+                <w:sz w:val="24"/>
+                <w:szCs w:val="24"/>
               </w:rPr>
               <w:t xml:space="preserve">date </w:t>
             </w:r>
             <w:r>
               <w:rPr>
                 <w:rFonts w:ascii="Muli" w:hAnsi="Muli"/>
-                <w:sz w:val="28"/>
-                <w:szCs w:val="28"/>
+                <w:sz w:val="24"/>
+                <w:szCs w:val="24"/>
               </w:rPr>
               <w:t xml:space="preserve">to both forms </w:t>
             </w:r>
             <w:r>
               <w:rPr>
                 <w:rFonts w:ascii="Muli" w:hAnsi="Muli"/>
-                <w:sz w:val="28"/>
-                <w:szCs w:val="28"/>
+                <w:sz w:val="24"/>
+                <w:szCs w:val="24"/>
               </w:rPr>
               <w:t xml:space="preserve">and </w:t>
             </w:r>
             <w:r>
               <w:rPr>
                 <w:rFonts w:ascii="Muli" w:hAnsi="Muli"/>
-                <w:sz w:val="28"/>
-                <w:szCs w:val="28"/>
+                <w:sz w:val="24"/>
+                <w:szCs w:val="24"/>
               </w:rPr>
               <w:t xml:space="preserve">the </w:t>
             </w:r>
             <w:r>
               <w:rPr>
                 <w:rFonts w:ascii="Muli" w:hAnsi="Muli"/>
-                <w:sz w:val="28"/>
-                <w:szCs w:val="28"/>
+                <w:sz w:val="24"/>
+                <w:szCs w:val="24"/>
               </w:rPr>
               <w:t xml:space="preserve">method of delivery </w:t>
             </w:r>
             <w:r>
               <w:rPr>
                 <w:rFonts w:ascii="Muli" w:hAnsi="Muli"/>
-                <w:sz w:val="28"/>
-                <w:szCs w:val="28"/>
+                <w:sz w:val="24"/>
+                <w:szCs w:val="24"/>
               </w:rPr>
               <w:t>to the Notice of Appea</w:t>
             </w:r>
             <w:r>
               <w:rPr>
                 <w:rFonts w:ascii="Muli" w:hAnsi="Muli"/>
-                <w:sz w:val="28"/>
-                <w:szCs w:val="28"/>
+                <w:sz w:val="24"/>
+                <w:szCs w:val="24"/>
               </w:rPr>
               <w:t>l</w:t>
             </w:r>
             <w:r>
               <w:rPr>
                 <w:rFonts w:ascii="Muli" w:hAnsi="Muli"/>
-                <w:sz w:val="28"/>
-                <w:szCs w:val="28"/>
+                <w:sz w:val="24"/>
+                <w:szCs w:val="24"/>
               </w:rPr>
               <w:t>.</w:t>
             </w:r>
@@ -680,79 +680,79 @@
               </w:numPr>
               <w:rPr>
                 <w:rFonts w:ascii="Muli" w:hAnsi="Muli"/>
-                <w:sz w:val="28"/>
-                <w:szCs w:val="28"/>
+                <w:sz w:val="24"/>
+                <w:szCs w:val="24"/>
               </w:rPr>
             </w:pPr>
             <w:r>
               <w:rPr>
                 <w:rFonts w:ascii="Muli" w:hAnsi="Muli"/>
-                <w:sz w:val="28"/>
-                <w:szCs w:val="28"/>
+                <w:sz w:val="24"/>
+                <w:szCs w:val="24"/>
               </w:rPr>
               <w:t xml:space="preserve">Make </w:t>
             </w:r>
             <w:r>
               <w:rPr>
                 <w:rFonts w:ascii="Muli" w:hAnsi="Muli"/>
-                <w:sz w:val="28"/>
-                <w:szCs w:val="28"/>
+                <w:sz w:val="24"/>
+                <w:szCs w:val="24"/>
               </w:rPr>
               <w:t xml:space="preserve">2 </w:t>
             </w:r>
             <w:r>
               <w:rPr>
                 <w:rFonts w:ascii="Muli" w:hAnsi="Muli"/>
-                <w:sz w:val="28"/>
-                <w:szCs w:val="28"/>
+                <w:sz w:val="24"/>
+                <w:szCs w:val="24"/>
               </w:rPr>
               <w:t>cop</w:t>
             </w:r>
             <w:r>
               <w:rPr>
                 <w:rFonts w:ascii="Muli" w:hAnsi="Muli"/>
-                <w:sz w:val="28"/>
-                <w:szCs w:val="28"/>
+                <w:sz w:val="24"/>
+                <w:szCs w:val="24"/>
               </w:rPr>
               <w:t xml:space="preserve">ies </w:t>
             </w:r>
             <w:r>
               <w:rPr>
                 <w:rFonts w:ascii="Muli" w:hAnsi="Muli"/>
-                <w:sz w:val="28"/>
-                <w:szCs w:val="28"/>
+                <w:sz w:val="24"/>
+                <w:szCs w:val="24"/>
               </w:rPr>
               <w:t xml:space="preserve">of the </w:t>
             </w:r>
             <w:r>
               <w:rPr>
                 <w:rFonts w:ascii="Muli" w:hAnsi="Muli"/>
-                <w:sz w:val="28"/>
-                <w:szCs w:val="28"/>
+                <w:sz w:val="24"/>
+                <w:szCs w:val="24"/>
               </w:rPr>
               <w:t xml:space="preserve">forms. One copy will go to your former employer, and one </w:t>
             </w:r>
             <w:r>
               <w:rPr>
                 <w:rFonts w:ascii="Muli" w:hAnsi="Muli"/>
-                <w:sz w:val="28"/>
-                <w:szCs w:val="28"/>
+                <w:sz w:val="24"/>
+                <w:szCs w:val="24"/>
               </w:rPr>
               <w:t xml:space="preserve">copy </w:t>
             </w:r>
             <w:r>
               <w:rPr>
                 <w:rFonts w:ascii="Muli" w:hAnsi="Muli"/>
-                <w:sz w:val="28"/>
-                <w:szCs w:val="28"/>
+                <w:sz w:val="24"/>
+                <w:szCs w:val="24"/>
               </w:rPr>
               <w:t xml:space="preserve">will be for </w:t>
             </w:r>
             <w:r>
               <w:rPr>
                 <w:rFonts w:ascii="Muli" w:hAnsi="Muli"/>
-                <w:sz w:val="28"/>
-                <w:szCs w:val="28"/>
+                <w:sz w:val="24"/>
+                <w:szCs w:val="24"/>
               </w:rPr>
               <w:t>your records.</w:t>
             </w:r>
@@ -837,111 +837,138 @@
               </w:numPr>
               <w:rPr>
                 <w:rFonts w:ascii="Muli" w:hAnsi="Muli"/>
-                <w:sz w:val="28"/>
-                <w:szCs w:val="28"/>
+                <w:sz w:val="24"/>
+                <w:szCs w:val="24"/>
               </w:rPr>
             </w:pPr>
             <w:r>
               <w:rPr>
                 <w:rFonts w:ascii="Muli" w:hAnsi="Muli"/>
-                <w:sz w:val="28"/>
-                <w:szCs w:val="28"/>
+                <w:sz w:val="24"/>
+                <w:szCs w:val="24"/>
               </w:rPr>
               <w:t>Send</w:t>
             </w:r>
             <w:r>
               <w:rPr>
                 <w:rFonts w:ascii="Muli" w:hAnsi="Muli"/>
-                <w:sz w:val="28"/>
-                <w:szCs w:val="28"/>
+                <w:sz w:val="24"/>
+                <w:szCs w:val="24"/>
               </w:rPr>
               <w:t xml:space="preserve"> the </w:t>
             </w:r>
             <w:r>
               <w:rPr>
                 <w:rFonts w:ascii="Muli" w:hAnsi="Muli"/>
-                <w:sz w:val="28"/>
-                <w:szCs w:val="28"/>
+                <w:sz w:val="24"/>
+                <w:szCs w:val="24"/>
               </w:rPr>
               <w:t>cover letter, Notice of Appeal, and any additional documents</w:t>
             </w:r>
             <w:r>
               <w:rPr>
                 <w:rFonts w:ascii="Muli" w:hAnsi="Muli"/>
-                <w:sz w:val="28"/>
-                <w:szCs w:val="28"/>
+                <w:sz w:val="24"/>
+                <w:szCs w:val="24"/>
               </w:rPr>
               <w:t xml:space="preserve"> to </w:t>
             </w:r>
             <w:r>
               <w:rPr>
                 <w:rFonts w:ascii="Muli" w:hAnsi="Muli"/>
-                <w:sz w:val="28"/>
-                <w:szCs w:val="28"/>
+                <w:sz w:val="24"/>
+                <w:szCs w:val="24"/>
               </w:rPr>
               <w:t>IDES.</w:t>
             </w:r>
             <w:r>
               <w:rPr>
                 <w:rFonts w:ascii="Muli" w:hAnsi="Muli"/>
-                <w:sz w:val="28"/>
-                <w:szCs w:val="28"/>
-              </w:rPr>
-              <w:t xml:space="preserve"> You can send </w:t>
-            </w:r>
-            <w:r>
-              <w:rPr>
-                <w:rFonts w:ascii="Muli" w:hAnsi="Muli"/>
-                <w:sz w:val="28"/>
-                <w:szCs w:val="28"/>
-              </w:rPr>
-              <w:t xml:space="preserve">these forms </w:t>
-            </w:r>
-            <w:r>
-              <w:rPr>
-                <w:rFonts w:ascii="Muli" w:hAnsi="Muli"/>
-                <w:sz w:val="28"/>
-                <w:szCs w:val="28"/>
-              </w:rPr>
-              <w:t xml:space="preserve">by mail, </w:t>
-            </w:r>
-            <w:r>
-              <w:rPr>
-                <w:rFonts w:ascii="Muli" w:hAnsi="Muli"/>
-                <w:sz w:val="28"/>
-                <w:szCs w:val="28"/>
-              </w:rPr>
-              <w:t xml:space="preserve">by </w:t>
-            </w:r>
-            <w:r>
-              <w:rPr>
-                <w:rFonts w:ascii="Muli" w:hAnsi="Muli"/>
-                <w:sz w:val="28"/>
-                <w:szCs w:val="28"/>
-              </w:rPr>
-              <w:t xml:space="preserve">fax, or deliver </w:t>
-            </w:r>
-            <w:r>
-              <w:rPr>
-                <w:rFonts w:ascii="Muli" w:hAnsi="Muli"/>
-                <w:sz w:val="28"/>
-                <w:szCs w:val="28"/>
-              </w:rPr>
-              <w:t>them</w:t>
-            </w:r>
-            <w:r>
-              <w:rPr>
-                <w:rFonts w:ascii="Muli" w:hAnsi="Muli"/>
-                <w:sz w:val="28"/>
-                <w:szCs w:val="28"/>
-              </w:rPr>
-              <w:t xml:space="preserve"> in person to your local IDES office</w:t>
-            </w:r>
-            <w:r>
-              <w:rPr>
-                <w:rFonts w:ascii="Muli" w:hAnsi="Muli"/>
-                <w:sz w:val="28"/>
-                <w:szCs w:val="28"/>
+                <w:sz w:val="24"/>
+                <w:szCs w:val="24"/>
+              </w:rPr>
+              <w:t xml:space="preserve"> </w:t>
+            </w:r>
+            <w:r>
+              <w:rPr>
+                <w:rFonts w:ascii="Muli" w:hAnsi="Muli"/>
+                <w:sz w:val="24"/>
+                <w:szCs w:val="24"/>
+              </w:rPr>
+              <w:t>You can deliver them to the Chicago office in person, by mail, or fax to: (630) 645-3731.</w:t>
+            </w:r>
+            <w:r>
+              <w:rPr>
+                <w:rFonts w:ascii="Muli" w:hAnsi="Muli"/>
+                <w:sz w:val="24"/>
+                <w:szCs w:val="24"/>
+              </w:rPr>
+              <w:t xml:space="preserve"> The address is on </w:t>
+            </w:r>
+            <w:r>
+              <w:rPr>
+                <w:rFonts w:ascii="Muli" w:hAnsi="Muli"/>
+                <w:sz w:val="24"/>
+                <w:szCs w:val="24"/>
+              </w:rPr>
+              <w:t>the</w:t>
+            </w:r>
+            <w:r>
+              <w:rPr>
+                <w:rFonts w:ascii="Muli" w:hAnsi="Muli"/>
+                <w:sz w:val="24"/>
+                <w:szCs w:val="24"/>
+              </w:rPr>
+              <w:t xml:space="preserve"> letter.</w:t>
+            </w:r>
+            <w:r>
+              <w:rPr>
+                <w:rFonts w:ascii="Muli" w:hAnsi="Muli"/>
+                <w:sz w:val="24"/>
+                <w:szCs w:val="24"/>
+              </w:rPr>
+              <w:t xml:space="preserve"> You can also deliver them to your local IDES office. The local IDES office address and fax number should </w:t>
+            </w:r>
+            <w:r>
+              <w:rPr>
+                <w:rFonts w:ascii="Muli" w:hAnsi="Muli"/>
+                <w:sz w:val="24"/>
+                <w:szCs w:val="24"/>
+              </w:rPr>
+              <w:t xml:space="preserve">be </w:t>
+            </w:r>
+            <w:r>
+              <w:rPr>
+                <w:rFonts w:ascii="Muli" w:hAnsi="Muli"/>
+                <w:sz w:val="24"/>
+                <w:szCs w:val="24"/>
+              </w:rPr>
+              <w:t xml:space="preserve">on the decision letter. You can also use the IDES Office Locator at: </w:t>
+            </w:r>
+            <w:hyperlink r:id="rId12" w:history="1">
+              <w:r>
+                <w:rPr>
+                  <w:rStyle w:val="Hyperlink"/>
+                  <w:rFonts w:ascii="Muli" w:hAnsi="Muli"/>
+                  <w:sz w:val="24"/>
+                  <w:szCs w:val="24"/>
+                </w:rPr>
+                <w:t>https://ides.illinois.gov/about/locations.html</w:t>
+              </w:r>
+            </w:hyperlink>
+            <w:r>
+              <w:rPr>
+                <w:rFonts w:ascii="Muli" w:hAnsi="Muli"/>
+                <w:sz w:val="24"/>
+                <w:szCs w:val="24"/>
+              </w:rPr>
+              <w:t xml:space="preserve"> </w:t>
+            </w:r>
+            <w:r>
+              <w:rPr>
+                <w:rFonts w:ascii="Muli" w:hAnsi="Muli"/>
+                <w:sz w:val="24"/>
+                <w:szCs w:val="24"/>
               </w:rPr>
               <w:t>.</w:t>
             </w:r>
@@ -951,8 +978,8 @@
               <w:pStyle w:val="ListParagraph"/>
               <w:rPr>
                 <w:rFonts w:ascii="Muli" w:hAnsi="Muli"/>
-                <w:sz w:val="28"/>
-                <w:szCs w:val="28"/>
+                <w:sz w:val="24"/>
+                <w:szCs w:val="24"/>
               </w:rPr>
             </w:pPr>
           </w:p>
@@ -961,65 +988,49 @@
               <w:pStyle w:val="ListParagraph"/>
               <w:rPr>
                 <w:rFonts w:ascii="Muli" w:hAnsi="Muli"/>
-                <w:sz w:val="28"/>
-                <w:szCs w:val="28"/>
+                <w:sz w:val="24"/>
+                <w:szCs w:val="24"/>
               </w:rPr>
             </w:pPr>
             <w:r>
               <w:rPr>
                 <w:rFonts w:ascii="Muli" w:hAnsi="Muli"/>
-                <w:sz w:val="28"/>
-                <w:szCs w:val="28"/>
-              </w:rPr>
-              <w:t xml:space="preserve">Send a copy of </w:t>
-            </w:r>
-            <w:r>
-              <w:rPr>
-                <w:rFonts w:ascii="Muli" w:hAnsi="Muli"/>
-                <w:sz w:val="28"/>
-                <w:szCs w:val="28"/>
-              </w:rPr>
-              <w:t xml:space="preserve">the </w:t>
-            </w:r>
-            <w:r>
-              <w:rPr>
-                <w:rFonts w:ascii="Muli" w:hAnsi="Muli"/>
-                <w:sz w:val="28"/>
-                <w:szCs w:val="28"/>
-              </w:rPr>
-              <w:t>cover letter, Notice of Appeal, and any additional documents</w:t>
-            </w:r>
-            <w:r>
-              <w:rPr>
-                <w:rFonts w:ascii="Muli" w:hAnsi="Muli"/>
-                <w:sz w:val="28"/>
-                <w:szCs w:val="28"/>
-              </w:rPr>
-              <w:t xml:space="preserve"> to</w:t>
-            </w:r>
-            <w:r>
-              <w:rPr>
-                <w:rFonts w:ascii="Muli" w:hAnsi="Muli"/>
-                <w:sz w:val="28"/>
-                <w:szCs w:val="28"/>
-              </w:rPr>
-              <w:t xml:space="preserve"> your former employer</w:t>
-            </w:r>
-            <w:r>
-              <w:rPr>
-                <w:rFonts w:ascii="Muli" w:hAnsi="Muli"/>
-                <w:sz w:val="28"/>
-                <w:szCs w:val="28"/>
+                <w:sz w:val="24"/>
+                <w:szCs w:val="24"/>
+              </w:rPr>
+              <w:t>Send a copy of the cover letter, Notice of Appeal, and any additional documents to your former employer</w:t>
+            </w:r>
+            <w:r>
+              <w:rPr>
+                <w:rFonts w:ascii="Muli" w:hAnsi="Muli"/>
+                <w:sz w:val="24"/>
+                <w:szCs w:val="24"/>
               </w:rPr>
               <w:t>.</w:t>
             </w:r>
             <w:r>
               <w:rPr>
                 <w:rFonts w:ascii="Muli" w:hAnsi="Muli"/>
-                <w:sz w:val="28"/>
-                <w:szCs w:val="28"/>
-              </w:rPr>
-              <w:t xml:space="preserve"> These must be sent by certified mail or hand-delivery.</w:t>
+                <w:sz w:val="24"/>
+                <w:szCs w:val="24"/>
+              </w:rPr>
+              <w:t xml:space="preserve"> These must be sent by certified mail or </w:t>
+            </w:r>
+            <w:r>
+              <w:rPr>
+                <w:rFonts w:ascii="Muli" w:hAnsi="Muli"/>
+                <w:sz w:val="24"/>
+                <w:szCs w:val="24"/>
+              </w:rPr>
+              <w:t>hand delivered</w:t>
+            </w:r>
+            <w:r>
+              <w:rPr>
+                <w:rFonts w:ascii="Muli" w:hAnsi="Muli"/>
+                <w:sz w:val="24"/>
+                <w:szCs w:val="24"/>
+              </w:rPr>
+              <w:t>.</w:t>
             </w:r>
           </w:p>
         </w:tc>
@@ -1040,31 +1051,31 @@
       <w:pPr>
         <w:rPr>
           <w:rFonts w:ascii="Muli" w:hAnsi="Muli"/>
-          <w:sz w:val="28"/>
-          <w:szCs w:val="28"/>
-        </w:rPr>
-      </w:pPr>
-      <w:r>
-        <w:rPr>
-          <w:rFonts w:ascii="Muli" w:hAnsi="Muli"/>
-          <w:sz w:val="28"/>
-          <w:szCs w:val="28"/>
+          <w:sz w:val="24"/>
+          <w:szCs w:val="24"/>
+        </w:rPr>
+      </w:pPr>
+      <w:r>
+        <w:rPr>
+          <w:rFonts w:ascii="Muli" w:hAnsi="Muli"/>
+          <w:sz w:val="24"/>
+          <w:szCs w:val="24"/>
         </w:rPr>
         <w:t xml:space="preserve">If you </w:t>
       </w:r>
       <w:r>
         <w:rPr>
           <w:rFonts w:ascii="Muli" w:hAnsi="Muli"/>
-          <w:sz w:val="28"/>
-          <w:szCs w:val="28"/>
+          <w:sz w:val="24"/>
+          <w:szCs w:val="24"/>
         </w:rPr>
         <w:t>asked IDES for</w:t>
       </w:r>
       <w:r>
         <w:rPr>
           <w:rFonts w:ascii="Muli" w:hAnsi="Muli"/>
-          <w:sz w:val="28"/>
-          <w:szCs w:val="28"/>
+          <w:sz w:val="24"/>
+          <w:szCs w:val="24"/>
         </w:rPr>
         <w:t xml:space="preserve"> a copy of the hearing transcript and a full record, you </w:t>
       </w:r>
@@ -1072,8 +1083,8 @@
       <w:r>
         <w:rPr>
           <w:rFonts w:ascii="Muli" w:hAnsi="Muli"/>
-          <w:sz w:val="28"/>
-          <w:szCs w:val="28"/>
+          <w:sz w:val="24"/>
+          <w:szCs w:val="24"/>
         </w:rPr>
         <w:t>can</w:t>
       </w:r>
@@ -1081,8 +1092,8 @@
       <w:r>
         <w:rPr>
           <w:rFonts w:ascii="Muli" w:hAnsi="Muli"/>
-          <w:sz w:val="28"/>
-          <w:szCs w:val="28"/>
+          <w:sz w:val="24"/>
+          <w:szCs w:val="24"/>
         </w:rPr>
         <w:t xml:space="preserve"> make an additional written argument explaining why the denial was wrong. </w:t>
       </w:r>
@@ -1091,76 +1102,66 @@
           <w:rFonts w:ascii="Muli" w:hAnsi="Muli"/>
           <w:b/>
           <w:bCs/>
-          <w:sz w:val="28"/>
-          <w:szCs w:val="28"/>
-        </w:rPr>
-        <w:t>Note</w:t>
+          <w:sz w:val="24"/>
+          <w:szCs w:val="24"/>
+        </w:rPr>
+        <w:t>Note:</w:t>
+      </w:r>
+      <w:r>
+        <w:rPr>
+          <w:rFonts w:ascii="Muli" w:hAnsi="Muli"/>
+          <w:sz w:val="24"/>
+          <w:szCs w:val="24"/>
+        </w:rPr>
+        <w:t xml:space="preserve"> You will have </w:t>
       </w:r>
       <w:r>
         <w:rPr>
           <w:rFonts w:ascii="Muli" w:hAnsi="Muli"/>
           <w:b/>
           <w:bCs/>
-          <w:sz w:val="28"/>
-          <w:szCs w:val="28"/>
-        </w:rPr>
-        <w:t>:</w:t>
-      </w:r>
-      <w:r>
-        <w:rPr>
-          <w:rFonts w:ascii="Muli" w:hAnsi="Muli"/>
-          <w:sz w:val="28"/>
-          <w:szCs w:val="28"/>
-        </w:rPr>
-        <w:t xml:space="preserve"> You will have </w:t>
-      </w:r>
-      <w:r>
-        <w:rPr>
-          <w:rFonts w:ascii="Muli" w:hAnsi="Muli"/>
-          <w:b/>
-          <w:bCs/>
-          <w:sz w:val="28"/>
-          <w:szCs w:val="28"/>
+          <w:sz w:val="24"/>
+          <w:szCs w:val="24"/>
         </w:rPr>
         <w:t>only 10 days</w:t>
       </w:r>
       <w:r>
         <w:rPr>
           <w:rFonts w:ascii="Muli" w:hAnsi="Muli"/>
-          <w:sz w:val="28"/>
-          <w:szCs w:val="28"/>
+          <w:sz w:val="24"/>
+          <w:szCs w:val="24"/>
         </w:rPr>
         <w:t xml:space="preserve"> from when the transcript is mailed to you to submit </w:t>
       </w:r>
       <w:r>
         <w:rPr>
           <w:rFonts w:ascii="Muli" w:hAnsi="Muli"/>
-          <w:sz w:val="28"/>
-          <w:szCs w:val="28"/>
+          <w:sz w:val="24"/>
+          <w:szCs w:val="24"/>
         </w:rPr>
         <w:t>your</w:t>
       </w:r>
       <w:r>
         <w:rPr>
           <w:rFonts w:ascii="Muli" w:hAnsi="Muli"/>
-          <w:sz w:val="28"/>
-          <w:szCs w:val="28"/>
+          <w:sz w:val="24"/>
+          <w:szCs w:val="24"/>
         </w:rPr>
         <w:t xml:space="preserve"> written argument to the Board of Review and to </w:t>
       </w:r>
       <w:r>
         <w:rPr>
           <w:rFonts w:ascii="Muli" w:hAnsi="Muli"/>
-          <w:sz w:val="28"/>
-          <w:szCs w:val="28"/>
+          <w:sz w:val="24"/>
+          <w:szCs w:val="24"/>
         </w:rPr>
         <w:t>your former</w:t>
       </w:r>
       <w:r>
         <w:rPr>
           <w:rFonts w:ascii="Muli" w:hAnsi="Muli"/>
-          <w:sz w:val="28"/>
-          <w:szCs w:val="28"/>
+          <w:sz w:val="24"/>
+          <w:szCs w:val="24"/>
         </w:rPr>
         <w:t xml:space="preserve"> employer.</w:t>
       </w:r>
@@ -1169,8 +1170,8 @@
       <w:pPr>
         <w:rPr>
           <w:rFonts w:ascii="Muli" w:hAnsi="Muli"/>
-          <w:sz w:val="28"/>
-          <w:szCs w:val="28"/>
+          <w:sz w:val="12"/>
+          <w:szCs w:val="12"/>
         </w:rPr>
       </w:pPr>
     </w:p>
@@ -1178,65 +1179,65 @@
       <w:pPr>
         <w:rPr>
           <w:rFonts w:ascii="Muli" w:hAnsi="Muli"/>
-          <w:sz w:val="28"/>
-          <w:szCs w:val="28"/>
-        </w:rPr>
-      </w:pPr>
-      <w:r>
-        <w:rPr>
-          <w:rFonts w:ascii="Muli" w:hAnsi="Muli"/>
-          <w:sz w:val="28"/>
-          <w:szCs w:val="28"/>
+          <w:sz w:val="24"/>
+          <w:szCs w:val="24"/>
+        </w:rPr>
+      </w:pPr>
+      <w:r>
+        <w:rPr>
+          <w:rFonts w:ascii="Muli" w:hAnsi="Muli"/>
+          <w:sz w:val="24"/>
+          <w:szCs w:val="24"/>
         </w:rPr>
         <w:t xml:space="preserve">Learn more about </w:t>
       </w:r>
       <w:r>
         <w:rPr>
           <w:rFonts w:ascii="Muli" w:hAnsi="Muli"/>
-          <w:sz w:val="28"/>
-          <w:szCs w:val="28"/>
+          <w:sz w:val="24"/>
+          <w:szCs w:val="24"/>
         </w:rPr>
         <w:t xml:space="preserve">appealing a hearing referee’s </w:t>
       </w:r>
       <w:r>
         <w:rPr>
           <w:rFonts w:ascii="Muli" w:hAnsi="Muli"/>
-          <w:sz w:val="28"/>
-          <w:szCs w:val="28"/>
+          <w:sz w:val="24"/>
+          <w:szCs w:val="24"/>
         </w:rPr>
         <w:t>deni</w:t>
       </w:r>
       <w:r>
         <w:rPr>
           <w:rFonts w:ascii="Muli" w:hAnsi="Muli"/>
-          <w:sz w:val="28"/>
-          <w:szCs w:val="28"/>
+          <w:sz w:val="24"/>
+          <w:szCs w:val="24"/>
         </w:rPr>
         <w:t xml:space="preserve">al of </w:t>
       </w:r>
       <w:r>
         <w:rPr>
           <w:rFonts w:ascii="Muli" w:hAnsi="Muli"/>
-          <w:sz w:val="28"/>
-          <w:szCs w:val="28"/>
+          <w:sz w:val="24"/>
+          <w:szCs w:val="24"/>
         </w:rPr>
         <w:t>unemployment insurance:</w:t>
       </w:r>
       <w:r>
         <w:rPr>
           <w:rFonts w:ascii="Muli" w:hAnsi="Muli"/>
-          <w:sz w:val="28"/>
-          <w:szCs w:val="28"/>
+          <w:sz w:val="24"/>
+          <w:szCs w:val="24"/>
         </w:rPr>
         <w:t xml:space="preserve"> </w:t>
       </w:r>
-      <w:hyperlink r:id="rId12" w:history="1">
+      <w:hyperlink r:id="rId13" w:history="1">
         <w:r>
           <w:rPr>
             <w:rStyle w:val="Hyperlink"/>
             <w:rFonts w:ascii="Muli" w:hAnsi="Muli"/>
-            <w:sz w:val="28"/>
-            <w:szCs w:val="28"/>
+            <w:sz w:val="24"/>
+            <w:szCs w:val="24"/>
           </w:rPr>
           <w:t>https://www.illinoislegalaid.org/legal-information/fight-referees-unemployment-benefits-appeal-decision</w:t>
         </w:r>
@@ -1244,14 +1245,14 @@
       <w:r>
         <w:rPr>
           <w:rFonts w:ascii="Muli" w:hAnsi="Muli"/>
-          <w:sz w:val="28"/>
-          <w:szCs w:val="28"/>
+          <w:sz w:val="24"/>
+          <w:szCs w:val="24"/>
         </w:rPr>
         <w:t xml:space="preserve"> </w:t>
       </w:r>
     </w:p>
     <w:sectPr>
-      <w:footerReference w:type="first" r:id="rId13"/>
+      <w:footerReference w:type="first" r:id="rId14"/>
       <w:pgSz w:w="12240" w:h="15840"/>
       <w:pgMar w:top="864" w:right="1152" w:bottom="576" w:left="1152" w:header="720" w:footer="432" w:gutter="0"/>
       <w:pgNumType w:start="1"/>

--- a/docassemble/UIAppealAfterHearing/data/templates/instructions.docx
+++ b/docassemble/UIAppealAfterHearing/data/templates/instructions.docx
@@ -135,8 +135,8 @@
         </w:pBdr>
         <w:rPr>
           <w:rFonts w:ascii="Muli" w:hAnsi="Muli"/>
-          <w:sz w:val="20"/>
-          <w:szCs w:val="20"/>
+          <w:sz w:val="12"/>
+          <w:szCs w:val="12"/>
         </w:rPr>
       </w:pPr>
     </w:p>
@@ -199,7 +199,23 @@
           <w:sz w:val="24"/>
           <w:szCs w:val="24"/>
         </w:rPr>
-        <w:t>. Here’s what to do next.</w:t>
+        <w:t>. Here</w:t>
+      </w:r>
+      <w:r>
+        <w:rPr>
+          <w:rFonts w:ascii="Muli" w:hAnsi="Muli"/>
+          <w:sz w:val="24"/>
+          <w:szCs w:val="24"/>
+        </w:rPr>
+        <w:t>’</w:t>
+      </w:r>
+      <w:r>
+        <w:rPr>
+          <w:rFonts w:ascii="Muli" w:hAnsi="Muli"/>
+          <w:sz w:val="24"/>
+          <w:szCs w:val="24"/>
+        </w:rPr>
+        <w:t>s what to do next.</w:t>
       </w:r>
     </w:p>
     <w:p>
@@ -879,7 +895,45 @@
                 <w:sz w:val="24"/>
                 <w:szCs w:val="24"/>
               </w:rPr>
-              <w:t>IDES.</w:t>
+              <w:t>IDES</w:t>
+            </w:r>
+            <w:r>
+              <w:rPr>
+                <w:rFonts w:ascii="Muli" w:hAnsi="Muli"/>
+                <w:sz w:val="24"/>
+                <w:szCs w:val="24"/>
+              </w:rPr>
+              <w:t xml:space="preserve"> and your former employer</w:t>
+            </w:r>
+            <w:r>
+              <w:rPr>
+                <w:rFonts w:ascii="Muli" w:hAnsi="Muli"/>
+                <w:sz w:val="24"/>
+                <w:szCs w:val="24"/>
+              </w:rPr>
+              <w:t>.</w:t>
+            </w:r>
+          </w:p>
+          <w:p>
+            <w:pPr>
+              <w:pStyle w:val="ListParagraph"/>
+              <w:numPr>
+                <w:ilvl w:val="0"/>
+                <w:numId w:val="5"/>
+              </w:numPr>
+              <w:rPr>
+                <w:rFonts w:ascii="Muli" w:hAnsi="Muli"/>
+                <w:sz w:val="24"/>
+                <w:szCs w:val="24"/>
+              </w:rPr>
+            </w:pPr>
+            <w:r>
+              <w:rPr>
+                <w:rFonts w:ascii="Muli" w:hAnsi="Muli"/>
+                <w:sz w:val="24"/>
+                <w:szCs w:val="24"/>
+              </w:rPr>
+              <w:t>IDES:</w:t>
             </w:r>
             <w:r>
               <w:rPr>
@@ -895,15 +949,7 @@
                 <w:sz w:val="24"/>
                 <w:szCs w:val="24"/>
               </w:rPr>
-              <w:t>You can deliver them to the Chicago office in person, by mail, or fax to: (630) 645-3731.</w:t>
-            </w:r>
-            <w:r>
-              <w:rPr>
-                <w:rFonts w:ascii="Muli" w:hAnsi="Muli"/>
-                <w:sz w:val="24"/>
-                <w:szCs w:val="24"/>
-              </w:rPr>
-              <w:t xml:space="preserve"> The address is on </w:t>
+              <w:t xml:space="preserve">You can deliver them to the Chicago office in person, by mail, or fax to: (630) 645-3731. The address is on </w:t>
             </w:r>
             <w:r>
               <w:rPr>
@@ -919,15 +965,7 @@
                 <w:sz w:val="24"/>
                 <w:szCs w:val="24"/>
               </w:rPr>
-              <w:t xml:space="preserve"> letter.</w:t>
-            </w:r>
-            <w:r>
-              <w:rPr>
-                <w:rFonts w:ascii="Muli" w:hAnsi="Muli"/>
-                <w:sz w:val="24"/>
-                <w:szCs w:val="24"/>
-              </w:rPr>
-              <w:t xml:space="preserve"> You can also deliver them to your local IDES office. The local IDES office address and fax number should </w:t>
+              <w:t xml:space="preserve"> letter. You can also deliver them to your local IDES office. The local IDES office address and fax number should </w:t>
             </w:r>
             <w:r>
               <w:rPr>
@@ -986,6 +1024,10 @@
           <w:p>
             <w:pPr>
               <w:pStyle w:val="ListParagraph"/>
+              <w:numPr>
+                <w:ilvl w:val="0"/>
+                <w:numId w:val="5"/>
+              </w:numPr>
               <w:rPr>
                 <w:rFonts w:ascii="Muli" w:hAnsi="Muli"/>
                 <w:sz w:val="24"/>
@@ -998,7 +1040,15 @@
                 <w:sz w:val="24"/>
                 <w:szCs w:val="24"/>
               </w:rPr>
-              <w:t>Send a copy of the cover letter, Notice of Appeal, and any additional documents to your former employer</w:t>
+              <w:t xml:space="preserve">Former employer: </w:t>
+            </w:r>
+            <w:r>
+              <w:rPr>
+                <w:rFonts w:ascii="Muli" w:hAnsi="Muli"/>
+                <w:sz w:val="24"/>
+                <w:szCs w:val="24"/>
+              </w:rPr>
+              <w:t>Send a copy of the cover letter, Notice of Appeal, and any additional documents</w:t>
             </w:r>
             <w:r>
               <w:rPr>
@@ -1032,21 +1082,42 @@
               </w:rPr>
               <w:t>.</w:t>
             </w:r>
+          </w:p>
+        </w:tc>
+      </w:tr>
+      <w:tr>
+        <w:tc>
+          <w:tcPr>
+            <w:tcW w:w="1795" w:type="dxa"/>
+            <w:vAlign w:val="center"/>
+          </w:tcPr>
+          <w:p>
+            <w:pPr>
+              <w:rPr>
+                <w:rFonts w:ascii="Muli" w:hAnsi="Muli"/>
+                <w:noProof/>
+                <w:sz w:val="24"/>
+                <w:szCs w:val="24"/>
+              </w:rPr>
+            </w:pPr>
+          </w:p>
+        </w:tc>
+        <w:tc>
+          <w:tcPr>
+            <w:tcW w:w="8100" w:type="dxa"/>
+          </w:tcPr>
+          <w:p>
+            <w:pPr>
+              <w:rPr>
+                <w:rFonts w:ascii="Muli" w:hAnsi="Muli"/>
+                <w:sz w:val="24"/>
+                <w:szCs w:val="24"/>
+              </w:rPr>
+            </w:pPr>
           </w:p>
         </w:tc>
       </w:tr>
     </w:tbl>
-    <w:p>
-      <w:pPr>
-        <w:rPr>
-          <w:rFonts w:ascii="Muli" w:hAnsi="Muli"/>
-          <w:b/>
-          <w:bCs/>
-          <w:sz w:val="24"/>
-          <w:szCs w:val="24"/>
-        </w:rPr>
-      </w:pPr>
-    </w:p>
     <w:p>
       <w:pPr>
         <w:rPr>
@@ -1242,19 +1313,11 @@
           <w:t>https://www.illinoislegalaid.org/legal-information/fight-referees-unemployment-benefits-appeal-decision</w:t>
         </w:r>
       </w:hyperlink>
-      <w:r>
-        <w:rPr>
-          <w:rFonts w:ascii="Muli" w:hAnsi="Muli"/>
-          <w:sz w:val="24"/>
-          <w:szCs w:val="24"/>
-        </w:rPr>
-        <w:t xml:space="preserve"> </w:t>
-      </w:r>
     </w:p>
     <w:sectPr>
       <w:footerReference w:type="first" r:id="rId14"/>
       <w:pgSz w:w="12240" w:h="15840"/>
-      <w:pgMar w:top="864" w:right="1152" w:bottom="576" w:left="1152" w:header="720" w:footer="432" w:gutter="0"/>
+      <w:pgMar w:top="720" w:right="1152" w:bottom="576" w:left="1152" w:header="720" w:footer="432" w:gutter="0"/>
       <w:pgNumType w:start="1"/>
       <w:cols w:space="720"/>
       <w:titlePg/>
@@ -1548,6 +1611,95 @@
     </w:lvl>
   </w:abstractNum>
   <w:abstractNum w:abstractNumId="2" w15:restartNumberingAfterBreak="0">
+    <w:nsid w:val="3F015BA1"/>
+    <w:multiLevelType w:val="hybridMultilevel"/>
+    <w:tmpl w:val="389C082A"/>
+    <w:lvl w:ilvl="0" w:tplc="38D47F46">
+      <w:start w:val="1"/>
+      <w:numFmt w:val="lowerLetter"/>
+      <w:lvlText w:val="%1."/>
+      <w:lvlJc w:val="left"/>
+      <w:pPr>
+        <w:ind w:left="1080" w:hanging="360"/>
+      </w:pPr>
+      <w:rPr>
+        <w:rFonts w:hint="default"/>
+      </w:rPr>
+    </w:lvl>
+    <w:lvl w:ilvl="1" w:tplc="04090019" w:tentative="1">
+      <w:start w:val="1"/>
+      <w:numFmt w:val="lowerLetter"/>
+      <w:lvlText w:val="%2."/>
+      <w:lvlJc w:val="left"/>
+      <w:pPr>
+        <w:ind w:left="1800" w:hanging="360"/>
+      </w:pPr>
+    </w:lvl>
+    <w:lvl w:ilvl="2" w:tplc="0409001B" w:tentative="1">
+      <w:start w:val="1"/>
+      <w:numFmt w:val="lowerRoman"/>
+      <w:lvlText w:val="%3."/>
+      <w:lvlJc w:val="right"/>
+      <w:pPr>
+        <w:ind w:left="2520" w:hanging="180"/>
+      </w:pPr>
+    </w:lvl>
+    <w:lvl w:ilvl="3" w:tplc="0409000F" w:tentative="1">
+      <w:start w:val="1"/>
+      <w:numFmt w:val="decimal"/>
+      <w:lvlText w:val="%4."/>
+      <w:lvlJc w:val="left"/>
+      <w:pPr>
+        <w:ind w:left="3240" w:hanging="360"/>
+      </w:pPr>
+    </w:lvl>
+    <w:lvl w:ilvl="4" w:tplc="04090019" w:tentative="1">
+      <w:start w:val="1"/>
+      <w:numFmt w:val="lowerLetter"/>
+      <w:lvlText w:val="%5."/>
+      <w:lvlJc w:val="left"/>
+      <w:pPr>
+        <w:ind w:left="3960" w:hanging="360"/>
+      </w:pPr>
+    </w:lvl>
+    <w:lvl w:ilvl="5" w:tplc="0409001B" w:tentative="1">
+      <w:start w:val="1"/>
+      <w:numFmt w:val="lowerRoman"/>
+      <w:lvlText w:val="%6."/>
+      <w:lvlJc w:val="right"/>
+      <w:pPr>
+        <w:ind w:left="4680" w:hanging="180"/>
+      </w:pPr>
+    </w:lvl>
+    <w:lvl w:ilvl="6" w:tplc="0409000F" w:tentative="1">
+      <w:start w:val="1"/>
+      <w:numFmt w:val="decimal"/>
+      <w:lvlText w:val="%7."/>
+      <w:lvlJc w:val="left"/>
+      <w:pPr>
+        <w:ind w:left="5400" w:hanging="360"/>
+      </w:pPr>
+    </w:lvl>
+    <w:lvl w:ilvl="7" w:tplc="04090019" w:tentative="1">
+      <w:start w:val="1"/>
+      <w:numFmt w:val="lowerLetter"/>
+      <w:lvlText w:val="%8."/>
+      <w:lvlJc w:val="left"/>
+      <w:pPr>
+        <w:ind w:left="6120" w:hanging="360"/>
+      </w:pPr>
+    </w:lvl>
+    <w:lvl w:ilvl="8" w:tplc="0409001B" w:tentative="1">
+      <w:start w:val="1"/>
+      <w:numFmt w:val="lowerRoman"/>
+      <w:lvlText w:val="%9."/>
+      <w:lvlJc w:val="right"/>
+      <w:pPr>
+        <w:ind w:left="6840" w:hanging="180"/>
+      </w:pPr>
+    </w:lvl>
+  </w:abstractNum>
+  <w:abstractNum w:abstractNumId="3" w15:restartNumberingAfterBreak="0">
     <w:nsid w:val="4D88301F"/>
     <w:multiLevelType w:val="hybridMultilevel"/>
     <w:tmpl w:val="8C44902A"/>
@@ -1658,6 +1810,95 @@
       <w:rPr>
         <w:rFonts w:ascii="Wingdings" w:hAnsi="Wingdings" w:hint="default"/>
       </w:rPr>
+    </w:lvl>
+  </w:abstractNum>
+  <w:abstractNum w:abstractNumId="4" w15:restartNumberingAfterBreak="0">
+    <w:nsid w:val="7A5327B6"/>
+    <w:multiLevelType w:val="hybridMultilevel"/>
+    <w:tmpl w:val="D2F81276"/>
+    <w:lvl w:ilvl="0" w:tplc="3EAEFFDA">
+      <w:start w:val="1"/>
+      <w:numFmt w:val="lowerLetter"/>
+      <w:lvlText w:val="%1."/>
+      <w:lvlJc w:val="left"/>
+      <w:pPr>
+        <w:ind w:left="1080" w:hanging="360"/>
+      </w:pPr>
+      <w:rPr>
+        <w:rFonts w:hint="default"/>
+      </w:rPr>
+    </w:lvl>
+    <w:lvl w:ilvl="1" w:tplc="04090019" w:tentative="1">
+      <w:start w:val="1"/>
+      <w:numFmt w:val="lowerLetter"/>
+      <w:lvlText w:val="%2."/>
+      <w:lvlJc w:val="left"/>
+      <w:pPr>
+        <w:ind w:left="1800" w:hanging="360"/>
+      </w:pPr>
+    </w:lvl>
+    <w:lvl w:ilvl="2" w:tplc="0409001B" w:tentative="1">
+      <w:start w:val="1"/>
+      <w:numFmt w:val="lowerRoman"/>
+      <w:lvlText w:val="%3."/>
+      <w:lvlJc w:val="right"/>
+      <w:pPr>
+        <w:ind w:left="2520" w:hanging="180"/>
+      </w:pPr>
+    </w:lvl>
+    <w:lvl w:ilvl="3" w:tplc="0409000F" w:tentative="1">
+      <w:start w:val="1"/>
+      <w:numFmt w:val="decimal"/>
+      <w:lvlText w:val="%4."/>
+      <w:lvlJc w:val="left"/>
+      <w:pPr>
+        <w:ind w:left="3240" w:hanging="360"/>
+      </w:pPr>
+    </w:lvl>
+    <w:lvl w:ilvl="4" w:tplc="04090019" w:tentative="1">
+      <w:start w:val="1"/>
+      <w:numFmt w:val="lowerLetter"/>
+      <w:lvlText w:val="%5."/>
+      <w:lvlJc w:val="left"/>
+      <w:pPr>
+        <w:ind w:left="3960" w:hanging="360"/>
+      </w:pPr>
+    </w:lvl>
+    <w:lvl w:ilvl="5" w:tplc="0409001B" w:tentative="1">
+      <w:start w:val="1"/>
+      <w:numFmt w:val="lowerRoman"/>
+      <w:lvlText w:val="%6."/>
+      <w:lvlJc w:val="right"/>
+      <w:pPr>
+        <w:ind w:left="4680" w:hanging="180"/>
+      </w:pPr>
+    </w:lvl>
+    <w:lvl w:ilvl="6" w:tplc="0409000F" w:tentative="1">
+      <w:start w:val="1"/>
+      <w:numFmt w:val="decimal"/>
+      <w:lvlText w:val="%7."/>
+      <w:lvlJc w:val="left"/>
+      <w:pPr>
+        <w:ind w:left="5400" w:hanging="360"/>
+      </w:pPr>
+    </w:lvl>
+    <w:lvl w:ilvl="7" w:tplc="04090019" w:tentative="1">
+      <w:start w:val="1"/>
+      <w:numFmt w:val="lowerLetter"/>
+      <w:lvlText w:val="%8."/>
+      <w:lvlJc w:val="left"/>
+      <w:pPr>
+        <w:ind w:left="6120" w:hanging="360"/>
+      </w:pPr>
+    </w:lvl>
+    <w:lvl w:ilvl="8" w:tplc="0409001B" w:tentative="1">
+      <w:start w:val="1"/>
+      <w:numFmt w:val="lowerRoman"/>
+      <w:lvlText w:val="%9."/>
+      <w:lvlJc w:val="right"/>
+      <w:pPr>
+        <w:ind w:left="6840" w:hanging="180"/>
+      </w:pPr>
     </w:lvl>
   </w:abstractNum>
   <w:num w:numId="1" w16cid:durableId="149178880">
@@ -1667,7 +1908,13 @@
     <w:abstractNumId w:val="1"/>
   </w:num>
   <w:num w:numId="3" w16cid:durableId="452334601">
+    <w:abstractNumId w:val="3"/>
+  </w:num>
+  <w:num w:numId="4" w16cid:durableId="139275510">
     <w:abstractNumId w:val="2"/>
+  </w:num>
+  <w:num w:numId="5" w16cid:durableId="75179087">
+    <w:abstractNumId w:val="4"/>
   </w:num>
 </w:numbering>
 </file>

--- a/docassemble/UIAppealAfterHearing/data/templates/instructions.docx
+++ b/docassemble/UIAppealAfterHearing/data/templates/instructions.docx
@@ -113,20 +113,8 @@
           <w:sz w:val="40"/>
           <w:szCs w:val="40"/>
         </w:rPr>
-        <w:t xml:space="preserve"> </w:t>
-      </w:r>
-      <w:proofErr w:type="gramStart"/>
-      <w:r>
-        <w:rPr>
-          <w:rFonts w:ascii="Muli" w:hAnsi="Muli"/>
-          <w:b/>
-          <w:bCs/>
-          <w:sz w:val="40"/>
-          <w:szCs w:val="40"/>
-        </w:rPr>
-        <w:t>a hearing</w:t>
-      </w:r>
-      <w:proofErr w:type="gramEnd"/>
+        <w:t xml:space="preserve"> a hearing</w:t>
+      </w:r>
     </w:p>
     <w:p>
       <w:pPr>
@@ -492,15 +480,15 @@
                 <w:sz w:val="24"/>
                 <w:szCs w:val="24"/>
               </w:rPr>
-              <w:t xml:space="preserve">cover letter and </w:t>
-            </w:r>
-            <w:r>
-              <w:rPr>
-                <w:rFonts w:ascii="Muli" w:hAnsi="Muli"/>
-                <w:sz w:val="24"/>
-                <w:szCs w:val="24"/>
-              </w:rPr>
-              <w:t>Notice of Appeal</w:t>
+              <w:t xml:space="preserve">Notice of Appeal and </w:t>
+            </w:r>
+            <w:r>
+              <w:rPr>
+                <w:rFonts w:ascii="Muli" w:hAnsi="Muli"/>
+                <w:sz w:val="24"/>
+                <w:szCs w:val="24"/>
+              </w:rPr>
+              <w:t>cover letter</w:t>
             </w:r>
             <w:r>
               <w:rPr>
@@ -589,6 +577,70 @@
                 <w:szCs w:val="24"/>
               </w:rPr>
               <w:t>l</w:t>
+            </w:r>
+            <w:r>
+              <w:rPr>
+                <w:rFonts w:ascii="Muli" w:hAnsi="Muli"/>
+                <w:sz w:val="24"/>
+                <w:szCs w:val="24"/>
+              </w:rPr>
+              <w:t>.</w:t>
+            </w:r>
+            <w:r>
+              <w:rPr>
+                <w:rFonts w:ascii="Muli" w:hAnsi="Muli"/>
+                <w:sz w:val="24"/>
+                <w:szCs w:val="24"/>
+              </w:rPr>
+              <w:t xml:space="preserve"> </w:t>
+            </w:r>
+            <w:r>
+              <w:rPr>
+                <w:rFonts w:ascii="Muli" w:hAnsi="Muli"/>
+                <w:sz w:val="24"/>
+                <w:szCs w:val="24"/>
+              </w:rPr>
+              <w:t xml:space="preserve">If you </w:t>
+            </w:r>
+            <w:r>
+              <w:rPr>
+                <w:rFonts w:ascii="Muli" w:hAnsi="Muli"/>
+                <w:sz w:val="24"/>
+                <w:szCs w:val="24"/>
+              </w:rPr>
+              <w:t xml:space="preserve">asked IDES for </w:t>
+            </w:r>
+            <w:r>
+              <w:rPr>
+                <w:rFonts w:ascii="Muli" w:hAnsi="Muli"/>
+                <w:sz w:val="24"/>
+                <w:szCs w:val="24"/>
+              </w:rPr>
+              <w:t xml:space="preserve">a transcript or </w:t>
+            </w:r>
+            <w:r>
+              <w:rPr>
+                <w:rFonts w:ascii="Muli" w:hAnsi="Muli"/>
+                <w:sz w:val="24"/>
+                <w:szCs w:val="24"/>
+              </w:rPr>
+              <w:t>to review the record</w:t>
+            </w:r>
+            <w:r>
+              <w:rPr>
+                <w:rFonts w:ascii="Muli" w:hAnsi="Muli"/>
+                <w:sz w:val="24"/>
+                <w:szCs w:val="24"/>
+              </w:rPr>
+              <w:t>, be sure to sign those</w:t>
+            </w:r>
+            <w:r>
+              <w:rPr>
+                <w:rFonts w:ascii="Muli" w:hAnsi="Muli"/>
+                <w:sz w:val="24"/>
+                <w:szCs w:val="24"/>
+              </w:rPr>
+              <w:t xml:space="preserve"> request forms (they are attached to the Notice of Appeal)</w:t>
             </w:r>
             <w:r>
               <w:rPr>
@@ -1148,25 +1200,7 @@
           <w:sz w:val="24"/>
           <w:szCs w:val="24"/>
         </w:rPr>
-        <w:t xml:space="preserve"> a copy of the hearing transcript and a full record, you </w:t>
-      </w:r>
-      <w:proofErr w:type="gramStart"/>
-      <w:r>
-        <w:rPr>
-          <w:rFonts w:ascii="Muli" w:hAnsi="Muli"/>
-          <w:sz w:val="24"/>
-          <w:szCs w:val="24"/>
-        </w:rPr>
-        <w:t>can</w:t>
-      </w:r>
-      <w:proofErr w:type="gramEnd"/>
-      <w:r>
-        <w:rPr>
-          <w:rFonts w:ascii="Muli" w:hAnsi="Muli"/>
-          <w:sz w:val="24"/>
-          <w:szCs w:val="24"/>
-        </w:rPr>
-        <w:t xml:space="preserve"> make an additional written argument explaining why the denial was wrong. </w:t>
+        <w:t xml:space="preserve"> a copy of the hearing transcript and a full record, you can make an additional written argument explaining why the denial was wrong. </w:t>
       </w:r>
       <w:r>
         <w:rPr>
